--- a/docs/01_data_specification/Data_Specification_EN.docx
+++ b/docs/01_data_specification/Data_Specification_EN.docx
@@ -878,7 +878,7 @@
         <w:t xml:space="preserve">4.1 Demographic Features</w:t>
       </w:r>
       <w:r>
-        <w:br/>
+        <w:t xml:space="preserve"> </w:t>
       </w:r>
       <w:r>
         <w:t xml:space="preserve">Sourced from</w:t>
@@ -923,7 +923,7 @@
         <w:t xml:space="preserve">4.2 Engagement (VLE) Features</w:t>
       </w:r>
       <w:r>
-        <w:br/>
+        <w:t xml:space="preserve"> </w:t>
       </w:r>
       <w:r>
         <w:t xml:space="preserve">Sourced from</w:t>
@@ -1049,7 +1049,7 @@
         <w:t xml:space="preserve">4.3 Performance (Assessment) Features</w:t>
       </w:r>
       <w:r>
-        <w:br/>
+        <w:t xml:space="preserve"> </w:t>
       </w:r>
       <w:r>
         <w:t xml:space="preserve">Sourced from</w:t>
@@ -1127,7 +1127,7 @@
         <w:t xml:space="preserve">4.4 Target Variable</w:t>
       </w:r>
       <w:r>
-        <w:br/>
+        <w:t xml:space="preserve"> </w:t>
       </w:r>
       <w:r>
         <w:t xml:space="preserve">The binary label is derived from</w:t>
